--- a/outputs/mcs7_cm_derived_codebook.docx
+++ b/outputs/mcs7_cm_derived_codebook.docx
@@ -617,7 +617,7 @@
                 <w:szCs w:val="22"/>
                 <w:color w:val="000000"/>
               </w:rPr>
-              <w:t xml:space="preserve">2026-02-15</w:t>
+              <w:t xml:space="preserve">2026-02-17</w:t>
             </w:r>
           </w:p>
         </w:tc>
